--- a/storage/templates/normalized-docx/BM-201/BM-201_normalized.docx
+++ b/storage/templates/normalized-docx/BM-201/BM-201_normalized.docx
@@ -1166,7 +1166,7 @@
         <w:rPr>
           <w:rFonts w:cs="Times New Roman" w:ascii="Times New Roman" w:hAnsi="Times New Roman"/>
         </w:rPr>
-        <w:t>{{document.field}}</w:t>
+        <w:t>{{document.fullDocumentCode}}</w:t>
       </w:r>
     </w:p>
     <w:p>
@@ -1333,7 +1333,7 @@
         <w:rPr>
           <w:rFonts w:cs="Times New Roman" w:ascii="Times New Roman" w:hAnsi="Times New Roman"/>
         </w:rPr>
-        <w:t>{{recipients.field}}</w:t>
+        <w:t>{{recipients.personLine2}}</w:t>
       </w:r>
     </w:p>
     <w:p>
@@ -1349,7 +1349,7 @@
         <w:rPr>
           <w:rFonts w:cs="Times New Roman" w:ascii="Times New Roman" w:hAnsi="Times New Roman"/>
         </w:rPr>
-        <w:t>{{recipients.field}}</w:t>
+        <w:t>{{recipients.personLine3}}</w:t>
       </w:r>
       <w:r>
         <w:rPr>
@@ -1361,7 +1361,7 @@
         <w:rPr>
           <w:rFonts w:cs="Times New Roman" w:ascii="Times New Roman" w:hAnsi="Times New Roman"/>
         </w:rPr>
-        <w:t>{{recipients.field}}</w:t>
+        <w:t>{{recipients.personLine4}}</w:t>
       </w:r>
     </w:p>
     <w:p>
@@ -1377,9 +1377,9 @@
         <w:rPr>
           <w:rFonts w:cs="Times New Roman" w:ascii="Times New Roman" w:hAnsi="Times New Roman"/>
         </w:rPr>
-        <w:t>{{recipients.field}}</w:t>
+        <w:t>{{recipients.personLine5}}</w:t>
         <w:tab/>
-        <w:t>{{recipients.field}}</w:t>
+        <w:t>{{recipients.personLine6}}</w:t>
       </w:r>
     </w:p>
     <w:p>
@@ -1395,7 +1395,7 @@
         <w:rPr>
           <w:rFonts w:cs="Times New Roman" w:ascii="Times New Roman" w:hAnsi="Times New Roman"/>
         </w:rPr>
-        <w:t>{{recipients.field}}</w:t>
+        <w:t>{{recipients.personLine7}}</w:t>
       </w:r>
     </w:p>
     <w:p>
@@ -1411,7 +1411,7 @@
         <w:rPr>
           <w:rFonts w:cs="Times New Roman" w:ascii="Times New Roman" w:hAnsi="Times New Roman"/>
         </w:rPr>
-        <w:t>{{recipients.field}}</w:t>
+        <w:t>{{recipients.personLine8}}</w:t>
       </w:r>
     </w:p>
     <w:p>
@@ -1427,7 +1427,7 @@
         <w:rPr>
           <w:rFonts w:cs="Times New Roman" w:ascii="Times New Roman" w:hAnsi="Times New Roman"/>
         </w:rPr>
-        <w:t>{{recipients.field}}</w:t>
+        <w:t>{{recipients.personLine9}}</w:t>
       </w:r>
       <w:r>
         <w:rPr>
@@ -1439,7 +1439,7 @@
         <w:rPr>
           <w:rFonts w:cs="Times New Roman" w:ascii="Times New Roman" w:hAnsi="Times New Roman"/>
         </w:rPr>
-        <w:t>{{recipients.field}}</w:t>
+        <w:t>{{recipients.personLine10}}</w:t>
       </w:r>
       <w:r>
         <w:rPr>
@@ -1451,7 +1451,7 @@
         <w:rPr>
           <w:rFonts w:cs="Times New Roman" w:ascii="Times New Roman" w:hAnsi="Times New Roman"/>
         </w:rPr>
-        <w:t>{{recipients.field}}</w:t>
+        <w:t>{{recipients.personLine11}}</w:t>
       </w:r>
     </w:p>
     <w:p>
@@ -1491,7 +1491,7 @@
         <w:rPr>
           <w:rFonts w:cs="Times New Roman" w:ascii="Times New Roman" w:hAnsi="Times New Roman"/>
         </w:rPr>
-        <w:t>{{document.field}}</w:t>
+        <w:t>{{document.issueDate}}</w:t>
       </w:r>
     </w:p>
     <w:p>
@@ -1519,7 +1519,7 @@
         <w:rPr>
           <w:rFonts w:cs="Times New Roman" w:ascii="Times New Roman" w:hAnsi="Times New Roman"/>
         </w:rPr>
-        <w:t>{{recipients.field}}</w:t>
+        <w:t>{{recipients.personLine12}}</w:t>
       </w:r>
     </w:p>
     <w:p>
@@ -1545,7 +1545,7 @@
         <w:rPr>
           <w:rFonts w:cs="Times New Roman" w:ascii="Times New Roman" w:hAnsi="Times New Roman"/>
         </w:rPr>
-        <w:t>{{recipients.field}}</w:t>
+        <w:t>{{recipients.personLine13}}</w:t>
       </w:r>
     </w:p>
     <w:p>
@@ -1999,7 +1999,7 @@
                 <w:sz w:val="24"/>
                 <w:lang w:val="pt-BR"/>
               </w:rPr>
-              <w:t>{{recipients.field}}</w:t>
+              <w:t>{{recipients.personLine14}}</w:t>
             </w:r>
           </w:p>
           <w:p>
